--- a/16-documentacion-final/cartas/carta-postulacion-respaldo-institucional.docx
+++ b/16-documentacion-final/cartas/carta-postulacion-respaldo-institucional.docx
@@ -109,7 +109,7 @@
         <w:pStyle w:val="BodyText"/>
       </w:pPr>
       <w:r>
-        <w:t xml:space="preserve">Hacemos constar que los integrantes del equipo, Fortino Romero Mantilla, con matrícula ____________, líder del proyecto, e Israel Jesus Garcia Osorio, con matrícula ____________, son estudiantes de Ingeniería de Software de esta institución y cuentan con inscripción vigente en el ciclo escolar 2026-2027. El proyecto cuenta con la asesoría institucional del profesor José Francisco Espinosa Garita, adscrito a esta universidad.</w:t>
+        <w:t xml:space="preserve">Hacemos constar que los integrantes del equipo, Fortino Romero Mantilla, con matrícula ____________, líder del proyecto, Israel Jesús García Osorio, con matrícula ____________, y María José de la Rosa Hernández, con matrícula ____________, son estudiantes de Ingeniería de Software de esta institución y cuentan con inscripción vigente en el ciclo escolar 2026-2027. El proyecto cuenta con la asesoría institucional del profesor José Francisco Espinosa Garita, adscrito a esta universidad.</w:t>
       </w:r>
     </w:p>
     <w:p>
